--- a/lab3/Лабораторная работа №2.docx
+++ b/lab3/Лабораторная работа №2.docx
@@ -1,6 +1,6 @@
 
 <file path=word/document.xml><?xml version="1.0" encoding="utf-8"?>
-<w:document xmlns:wpc="http://schemas.microsoft.com/office/word/2010/wordprocessingCanvas" xmlns:cx="http://schemas.microsoft.com/office/drawing/2014/chartex" xmlns:cx1="http://schemas.microsoft.com/office/drawing/2015/9/8/chartex" xmlns:cx2="http://schemas.microsoft.com/office/drawing/2015/10/21/chartex" xmlns:cx3="http://schemas.microsoft.com/office/drawing/2016/5/9/chartex" xmlns:cx4="http://schemas.microsoft.com/office/drawing/2016/5/10/chartex" xmlns:cx5="http://schemas.microsoft.com/office/drawing/2016/5/11/chartex" xmlns:cx6="http://schemas.microsoft.com/office/drawing/2016/5/12/chartex" xmlns:cx7="http://schemas.microsoft.com/office/drawing/2016/5/13/chartex" xmlns:cx8="http://schemas.microsoft.com/office/drawing/2016/5/14/chartex" xmlns:mc="http://schemas.openxmlformats.org/markup-compatibility/2006" xmlns:aink="http://schemas.microsoft.com/office/drawing/2016/ink" xmlns:am3d="http://schemas.microsoft.com/office/drawing/2017/model3d" xmlns:o="urn:schemas-microsoft-com:office:office" xmlns:oel="http://schemas.microsoft.com/office/2019/extlst" xmlns:r="http://schemas.openxmlformats.org/officeDocument/2006/relationships" xmlns:m="http://schemas.openxmlformats.org/officeDocument/2006/math" xmlns:v="urn:schemas-microsoft-com:vml" xmlns:wp14="http://schemas.microsoft.com/office/word/2010/wordprocessingDrawing" xmlns:wp="http://schemas.openxmlformats.org/drawingml/2006/wordprocessingDrawing" xmlns:w10="urn:schemas-microsoft-com:office:word" xmlns:w="http://schemas.openxmlformats.org/wordprocessingml/2006/main" xmlns:w14="http://schemas.microsoft.com/office/word/2010/wordml" xmlns:w15="http://schemas.microsoft.com/office/word/2012/wordml" xmlns:w16cex="http://schemas.microsoft.com/office/word/2018/wordml/cex" xmlns:w16cid="http://schemas.microsoft.com/office/word/2016/wordml/cid" xmlns:w16="http://schemas.microsoft.com/office/word/2018/wordml" xmlns:w16du="http://schemas.microsoft.com/office/word/2023/wordml/word16du" xmlns:w16sdtdh="http://schemas.microsoft.com/office/word/2020/wordml/sdtdatahash" xmlns:w16sdtfl="http://schemas.microsoft.com/office/word/2024/wordml/sdtformatlock" xmlns:w16se="http://schemas.microsoft.com/office/word/2015/wordml/symex" xmlns:wpg="http://schemas.microsoft.com/office/word/2010/wordprocessingGroup" xmlns:wpi="http://schemas.microsoft.com/office/word/2010/wordprocessingInk" xmlns:wne="http://schemas.microsoft.com/office/word/2006/wordml" xmlns:wps="http://schemas.microsoft.com/office/word/2010/wordprocessingShape" mc:Ignorable="w14 w15 w16se w16cid w16 w16cex w16sdtdh w16sdtfl w16du wp14">
+<w:document xmlns:wpc="http://schemas.microsoft.com/office/word/2010/wordprocessingCanvas" xmlns:cx="http://schemas.microsoft.com/office/drawing/2014/chartex" xmlns:mc="http://schemas.openxmlformats.org/markup-compatibility/2006" xmlns:o="urn:schemas-microsoft-com:office:office" xmlns:r="http://schemas.openxmlformats.org/officeDocument/2006/relationships" xmlns:m="http://schemas.openxmlformats.org/officeDocument/2006/math" xmlns:v="urn:schemas-microsoft-com:vml" xmlns:wp14="http://schemas.microsoft.com/office/word/2010/wordprocessingDrawing" xmlns:wp="http://schemas.openxmlformats.org/drawingml/2006/wordprocessingDrawing" xmlns:w10="urn:schemas-microsoft-com:office:word" xmlns:w="http://schemas.openxmlformats.org/wordprocessingml/2006/main" xmlns:w14="http://schemas.microsoft.com/office/word/2010/wordml" xmlns:w15="http://schemas.microsoft.com/office/word/2012/wordml" xmlns:w16se="http://schemas.microsoft.com/office/word/2015/wordml/symex" xmlns:wpg="http://schemas.microsoft.com/office/word/2010/wordprocessingGroup" xmlns:wpi="http://schemas.microsoft.com/office/word/2010/wordprocessingInk" xmlns:wne="http://schemas.microsoft.com/office/word/2006/wordml" xmlns:wps="http://schemas.microsoft.com/office/word/2010/wordprocessingShape" mc:Ignorable="w14 w15 w16se wp14">
   <w:body>
     <w:p>
       <w:pPr>
@@ -81,7 +81,7 @@
           <w:rFonts w:cs="Times New Roman"/>
           <w:szCs w:val="28"/>
         </w:rPr>
-        <w:t>2</w:t>
+        <w:t>3</w:t>
       </w:r>
     </w:p>
     <w:p>
@@ -98,7 +98,7 @@
           <w:rFonts w:cs="Times New Roman"/>
           <w:szCs w:val="28"/>
         </w:rPr>
-        <w:t>Исследование работы БЭВМ</w:t>
+        <w:t>Выполнение циклических программ</w:t>
       </w:r>
     </w:p>
     <w:p>
@@ -115,7 +115,7 @@
           <w:rFonts w:cs="Times New Roman"/>
           <w:szCs w:val="28"/>
         </w:rPr>
-        <w:t>14062</w:t>
+        <w:t>884</w:t>
       </w:r>
       <w:r>
         <w:rPr>
@@ -1298,6 +1298,10 @@
         <w:ind w:firstLine="0"/>
       </w:pPr>
       <w:r>
+        <w:rPr>
+          <w:noProof/>
+          <w:lang w:eastAsia="ru-RU"/>
+        </w:rPr>
         <w:drawing>
           <wp:inline distT="0" distB="0" distL="0" distR="0" wp14:anchorId="7F9CBA74" wp14:editId="4DE653D5">
             <wp:extent cx="5940425" cy="2976880"/>
@@ -1412,7 +1416,7 @@
         <w:gridCol w:w="374"/>
         <w:gridCol w:w="916"/>
         <w:gridCol w:w="1613"/>
-        <w:gridCol w:w="2907"/>
+        <w:gridCol w:w="3735"/>
       </w:tblGrid>
       <w:tr>
         <w:trPr>
@@ -2526,6 +2530,12 @@
                 <w:lang w:val="en-US"/>
               </w:rPr>
             </w:pPr>
+            <w:r>
+              <w:rPr>
+                <w:lang w:val="en-US"/>
+              </w:rPr>
+              <w:t>EEF5</w:t>
+            </w:r>
           </w:p>
         </w:tc>
         <w:tc>
@@ -2541,6 +2551,12 @@
                 <w:lang w:val="en-US"/>
               </w:rPr>
             </w:pPr>
+            <w:r>
+              <w:rPr>
+                <w:lang w:val="en-US"/>
+              </w:rPr>
+              <w:t>ST IP-11</w:t>
+            </w:r>
           </w:p>
         </w:tc>
         <w:tc>
@@ -2552,7 +2568,16 @@
               <w:spacing w:line="276" w:lineRule="auto"/>
               <w:ind w:firstLine="0"/>
               <w:jc w:val="left"/>
-            </w:pPr>
+              <w:rPr>
+                <w:lang w:val="en-US"/>
+              </w:rPr>
+            </w:pPr>
+            <w:r>
+              <w:rPr>
+                <w:lang w:val="en-US"/>
+              </w:rPr>
+              <w:t>AC -&gt; 2A4</w:t>
+            </w:r>
           </w:p>
         </w:tc>
       </w:tr>
@@ -2606,6 +2631,12 @@
                 <w:lang w:val="en-US"/>
               </w:rPr>
             </w:pPr>
+            <w:r>
+              <w:rPr>
+                <w:lang w:val="en-US"/>
+              </w:rPr>
+              <w:t>82A3</w:t>
+            </w:r>
           </w:p>
         </w:tc>
         <w:tc>
@@ -2621,6 +2652,12 @@
                 <w:lang w:val="en-US"/>
               </w:rPr>
             </w:pPr>
+            <w:r>
+              <w:rPr>
+                <w:lang w:val="en-US"/>
+              </w:rPr>
+              <w:t>LOOP 2A3</w:t>
+            </w:r>
           </w:p>
         </w:tc>
         <w:tc>
@@ -2633,6 +2670,76 @@
               <w:ind w:firstLine="0"/>
               <w:jc w:val="left"/>
             </w:pPr>
+            <w:r>
+              <w:t>2</w:t>
+            </w:r>
+            <w:r>
+              <w:rPr>
+                <w:lang w:val="en-US"/>
+              </w:rPr>
+              <w:t>A</w:t>
+            </w:r>
+            <w:r>
+              <w:t>3 – 1</w:t>
+            </w:r>
+            <w:r>
+              <w:t xml:space="preserve"> -</w:t>
+            </w:r>
+            <w:r>
+              <w:t xml:space="preserve">&gt; </w:t>
+            </w:r>
+            <w:r>
+              <w:rPr>
+                <w:lang w:val="en-US"/>
+              </w:rPr>
+              <w:t>A</w:t>
+            </w:r>
+            <w:r>
+              <w:t>23</w:t>
+            </w:r>
+            <w:r>
+              <w:t>;</w:t>
+            </w:r>
+          </w:p>
+          <w:p>
+            <w:pPr>
+              <w:spacing w:line="276" w:lineRule="auto"/>
+              <w:ind w:firstLine="0"/>
+              <w:jc w:val="left"/>
+            </w:pPr>
+            <w:r>
+              <w:t>Если 2</w:t>
+            </w:r>
+            <w:r>
+              <w:rPr>
+                <w:lang w:val="en-US"/>
+              </w:rPr>
+              <w:t>A</w:t>
+            </w:r>
+            <w:r>
+              <w:t>3 &lt;</w:t>
+            </w:r>
+            <w:r>
+              <w:t xml:space="preserve">= 0, то </w:t>
+            </w:r>
+            <w:r>
+              <w:rPr>
+                <w:lang w:val="en-US"/>
+              </w:rPr>
+              <w:t>IP</w:t>
+            </w:r>
+            <w:r>
+              <w:t xml:space="preserve"> + 1 -&gt; </w:t>
+            </w:r>
+            <w:r>
+              <w:rPr>
+                <w:lang w:val="en-US"/>
+              </w:rPr>
+              <w:t>IP</w:t>
+            </w:r>
+            <w:r>
+              <w:t xml:space="preserve"> </w:t>
+            </w:r>
           </w:p>
         </w:tc>
       </w:tr>
@@ -2649,15 +2756,18 @@
               <w:spacing w:line="276" w:lineRule="auto"/>
               <w:ind w:firstLine="0"/>
               <w:jc w:val="left"/>
-              <w:rPr>
-                <w:lang w:val="en-US"/>
-              </w:rPr>
-            </w:pPr>
-            <w:r>
-              <w:rPr>
-                <w:lang w:val="en-US"/>
-              </w:rPr>
-              <w:t>2B0</w:t>
+            </w:pPr>
+            <w:r>
+              <w:t>2</w:t>
+            </w:r>
+            <w:r>
+              <w:rPr>
+                <w:lang w:val="en-US"/>
+              </w:rPr>
+              <w:t>B</w:t>
+            </w:r>
+            <w:r>
+              <w:t>0</w:t>
             </w:r>
           </w:p>
         </w:tc>
@@ -2686,6 +2796,12 @@
                 <w:lang w:val="en-US"/>
               </w:rPr>
             </w:pPr>
+            <w:r>
+              <w:rPr>
+                <w:lang w:val="en-US"/>
+              </w:rPr>
+              <w:t>CEFA</w:t>
+            </w:r>
           </w:p>
         </w:tc>
         <w:tc>
@@ -2701,6 +2817,12 @@
                 <w:lang w:val="en-US"/>
               </w:rPr>
             </w:pPr>
+            <w:r>
+              <w:rPr>
+                <w:lang w:val="en-US"/>
+              </w:rPr>
+              <w:t>JUMP IP-6</w:t>
+            </w:r>
           </w:p>
         </w:tc>
         <w:tc>
@@ -2712,7 +2834,16 @@
               <w:spacing w:line="276" w:lineRule="auto"/>
               <w:ind w:firstLine="0"/>
               <w:jc w:val="left"/>
-            </w:pPr>
+              <w:rPr>
+                <w:lang w:val="en-US"/>
+              </w:rPr>
+            </w:pPr>
+            <w:r>
+              <w:rPr>
+                <w:lang w:val="en-US"/>
+              </w:rPr>
+              <w:t>2AB -&gt; IP</w:t>
+            </w:r>
           </w:p>
         </w:tc>
       </w:tr>
@@ -2729,15 +2860,18 @@
               <w:spacing w:line="276" w:lineRule="auto"/>
               <w:ind w:firstLine="0"/>
               <w:jc w:val="left"/>
-              <w:rPr>
-                <w:lang w:val="en-US"/>
-              </w:rPr>
-            </w:pPr>
-            <w:r>
-              <w:rPr>
-                <w:lang w:val="en-US"/>
-              </w:rPr>
-              <w:t>2B1</w:t>
+            </w:pPr>
+            <w:r>
+              <w:t>2</w:t>
+            </w:r>
+            <w:r>
+              <w:rPr>
+                <w:lang w:val="en-US"/>
+              </w:rPr>
+              <w:t>B</w:t>
+            </w:r>
+            <w:r>
+              <w:t>1</w:t>
             </w:r>
           </w:p>
         </w:tc>
@@ -2766,6 +2900,12 @@
                 <w:lang w:val="en-US"/>
               </w:rPr>
             </w:pPr>
+            <w:r>
+              <w:rPr>
+                <w:lang w:val="en-US"/>
+              </w:rPr>
+              <w:t>0100</w:t>
+            </w:r>
           </w:p>
         </w:tc>
         <w:tc>
@@ -2781,6 +2921,12 @@
                 <w:lang w:val="en-US"/>
               </w:rPr>
             </w:pPr>
+            <w:r>
+              <w:rPr>
+                <w:lang w:val="en-US"/>
+              </w:rPr>
+              <w:t>HLT</w:t>
+            </w:r>
           </w:p>
         </w:tc>
         <w:tc>
@@ -2793,6 +2939,9 @@
               <w:ind w:firstLine="0"/>
               <w:jc w:val="left"/>
             </w:pPr>
+            <w:r>
+              <w:t>Остановка</w:t>
+            </w:r>
           </w:p>
         </w:tc>
       </w:tr>
@@ -2837,71 +2986,367 @@
         <w:ind w:firstLine="0"/>
       </w:pPr>
       <w:r>
-        <w:t xml:space="preserve">Программа предназначена для сложения двух чисел и последующего выполнения логической операции </w:t>
-      </w:r>
-      <w:r>
-        <w:rPr>
-          <w:lang w:val="en-US"/>
-        </w:rPr>
-        <w:t>OR</w:t>
-      </w:r>
-      <w:r>
-        <w:t xml:space="preserve"> </w:t>
-      </w:r>
-      <w:r>
-        <w:t xml:space="preserve">между полученной суммой и третьим числом </w:t>
-      </w:r>
+        <w:rPr>
+          <w:color w:val="000000"/>
+          <w:sz w:val="27"/>
+          <w:szCs w:val="27"/>
+        </w:rPr>
+        <w:t xml:space="preserve">Программа находит элементы массива, которые делятся на 4 и сохраняет информацию о них в биты ячейки результата. Формула </w:t>
+      </w:r>
+      <w:r>
+        <w:rPr>
+          <w:color w:val="000000"/>
+          <w:sz w:val="27"/>
+          <w:szCs w:val="27"/>
+        </w:rPr>
+        <w:t>результата:</w:t>
+      </w:r>
+      <w:bookmarkStart w:id="5" w:name="_GoBack"/>
+      <w:bookmarkEnd w:id="5"/>
     </w:p>
     <w:p>
       <w:pPr>
         <w:ind w:firstLine="0"/>
       </w:pPr>
-      <w:r>
-        <w:rPr>
-          <w:lang w:val="en-US"/>
-        </w:rPr>
-        <w:t>R</w:t>
-      </w:r>
-      <w:r>
-        <w:t xml:space="preserve"> = </w:t>
-      </w:r>
-      <w:r>
-        <w:rPr>
-          <w:lang w:val="en-US"/>
-        </w:rPr>
-        <w:t>C</w:t>
-      </w:r>
-      <w:r>
-        <w:t xml:space="preserve"> &amp; (</w:t>
-      </w:r>
-      <w:r>
-        <w:rPr>
-          <w:lang w:val="en-US"/>
-        </w:rPr>
-        <w:t>A</w:t>
-      </w:r>
-      <w:r>
-        <w:t xml:space="preserve"> + </w:t>
-      </w:r>
-      <w:r>
-        <w:rPr>
-          <w:lang w:val="en-US"/>
-        </w:rPr>
-        <w:t>B</w:t>
-      </w:r>
-      <w:r>
-        <w:t>)</w:t>
-      </w:r>
     </w:p>
     <w:p>
       <w:pPr>
         <w:ind w:firstLine="0"/>
-      </w:pPr>
+        <w:rPr>
+          <w:b/>
+          <w:bCs/>
+        </w:rPr>
+      </w:pPr>
+      <w:r>
+        <w:rPr>
+          <w:b/>
+          <w:bCs/>
+        </w:rPr>
+        <w:t>Область представления:</w:t>
+      </w:r>
     </w:p>
     <w:p>
       <w:pPr>
         <w:ind w:firstLine="0"/>
         <w:rPr>
+          <w:vertAlign w:val="superscript"/>
+        </w:rPr>
+      </w:pPr>
+      <w:r>
+        <w:rPr>
+          <w:lang w:val="en-US"/>
+        </w:rPr>
+        <w:t>R</w:t>
+      </w:r>
+      <w:r>
+        <w:t xml:space="preserve"> – </w:t>
+      </w:r>
+      <w:r>
+        <w:t>набор из 16 логических однобитовых значений</w:t>
+      </w:r>
+      <w:r>
+        <w:t xml:space="preserve"> 0 </w:t>
+      </w:r>
+      <w:r>
+        <w:rPr>
+          <w:rFonts w:ascii="Cambria Math" w:hAnsi="Cambria Math" w:cs="Cambria Math"/>
+        </w:rPr>
+        <w:t>≤</w:t>
+      </w:r>
+      <w:r>
+        <w:t xml:space="preserve"> </w:t>
+      </w:r>
+      <w:r>
+        <w:rPr>
+          <w:lang w:val="en-US"/>
+        </w:rPr>
+        <w:t>R</w:t>
+      </w:r>
+      <w:r>
+        <w:t xml:space="preserve"> </w:t>
+      </w:r>
+      <w:r>
+        <w:rPr>
+          <w:rFonts w:ascii="Cambria Math" w:hAnsi="Cambria Math" w:cs="Cambria Math"/>
+        </w:rPr>
+        <w:t>≤</w:t>
+      </w:r>
+      <w:r>
+        <w:t xml:space="preserve"> 2</w:t>
+      </w:r>
+      <w:r>
+        <w:rPr>
+          <w:vertAlign w:val="superscript"/>
+        </w:rPr>
+        <w:t>16</w:t>
+      </w:r>
+    </w:p>
+    <w:p>
+      <w:pPr>
+        <w:ind w:firstLine="0"/>
+      </w:pPr>
+      <w:r>
+        <w:rPr>
+          <w:lang w:val="en-US"/>
+        </w:rPr>
+        <w:t>A</w:t>
+      </w:r>
+      <w:r>
+        <w:t xml:space="preserve">, </w:t>
+      </w:r>
+      <w:r>
+        <w:rPr>
+          <w:lang w:val="en-US"/>
+        </w:rPr>
+        <w:t>B</w:t>
+      </w:r>
+      <w:r>
+        <w:t xml:space="preserve"> </w:t>
+      </w:r>
+      <w:r>
+        <w:t>–</w:t>
+      </w:r>
+      <w:r>
+        <w:t xml:space="preserve"> </w:t>
+      </w:r>
+      <w:r>
+        <w:t>знаковые, 16-ти разрядные числа -2</w:t>
+      </w:r>
+      <w:r>
+        <w:rPr>
+          <w:vertAlign w:val="superscript"/>
+        </w:rPr>
+        <w:t>15</w:t>
+      </w:r>
+      <w:r>
+        <w:t xml:space="preserve"> </w:t>
+      </w:r>
+      <w:r>
+        <w:rPr>
+          <w:rFonts w:ascii="Cambria Math" w:hAnsi="Cambria Math" w:cs="Cambria Math"/>
+        </w:rPr>
+        <w:t>≤</w:t>
+      </w:r>
+      <w:r>
+        <w:t xml:space="preserve"> </w:t>
+      </w:r>
+      <w:r>
+        <w:rPr>
+          <w:lang w:val="en-US"/>
+        </w:rPr>
+        <w:t>A</w:t>
+      </w:r>
+      <w:r>
+        <w:t xml:space="preserve">, </w:t>
+      </w:r>
+      <w:r>
+        <w:rPr>
+          <w:lang w:val="en-US"/>
+        </w:rPr>
+        <w:t>B</w:t>
+      </w:r>
+      <w:r>
+        <w:t xml:space="preserve"> </w:t>
+      </w:r>
+      <w:r>
+        <w:rPr>
+          <w:rFonts w:ascii="Cambria Math" w:hAnsi="Cambria Math" w:cs="Cambria Math"/>
+        </w:rPr>
+        <w:t>≤</w:t>
+      </w:r>
+      <w:r>
+        <w:t xml:space="preserve"> 2</w:t>
+      </w:r>
+      <w:r>
+        <w:rPr>
+          <w:vertAlign w:val="superscript"/>
+        </w:rPr>
+        <w:t xml:space="preserve">15 </w:t>
+      </w:r>
+      <w:r>
+        <w:t>- 1</w:t>
+      </w:r>
+    </w:p>
+    <w:p>
+      <w:pPr>
+        <w:ind w:firstLine="0"/>
+      </w:pPr>
+      <w:r>
+        <w:rPr>
+          <w:lang w:val="en-US"/>
+        </w:rPr>
+        <w:t>C</w:t>
+      </w:r>
+      <w:r>
+        <w:t xml:space="preserve"> – </w:t>
+      </w:r>
+      <w:r>
+        <w:t>набор из 16 логических однобитовых значений</w:t>
+      </w:r>
+      <w:r>
+        <w:t xml:space="preserve"> 0 </w:t>
+      </w:r>
+      <w:r>
+        <w:rPr>
+          <w:rFonts w:ascii="Cambria Math" w:hAnsi="Cambria Math" w:cs="Cambria Math"/>
+        </w:rPr>
+        <w:t>≤</w:t>
+      </w:r>
+      <w:r>
+        <w:t xml:space="preserve"> </w:t>
+      </w:r>
+      <w:r>
+        <w:rPr>
+          <w:lang w:val="en-US"/>
+        </w:rPr>
+        <w:t>C</w:t>
+      </w:r>
+      <w:r>
+        <w:t xml:space="preserve"> </w:t>
+      </w:r>
+      <w:r>
+        <w:rPr>
+          <w:rFonts w:ascii="Cambria Math" w:hAnsi="Cambria Math" w:cs="Cambria Math"/>
+        </w:rPr>
+        <w:t>≤</w:t>
+      </w:r>
+      <w:r>
+        <w:t xml:space="preserve"> 2</w:t>
+      </w:r>
+      <w:r>
+        <w:rPr>
+          <w:vertAlign w:val="superscript"/>
+        </w:rPr>
+        <w:t>16</w:t>
+      </w:r>
+    </w:p>
+    <w:p>
+      <w:pPr>
+        <w:ind w:firstLine="0"/>
+      </w:pPr>
+      <w:r>
+        <w:t xml:space="preserve">Результат арифметической операции </w:t>
+      </w:r>
+      <w:r>
+        <w:t>(</w:t>
+      </w:r>
+      <w:r>
+        <w:rPr>
+          <w:lang w:val="en-US"/>
+        </w:rPr>
+        <w:t>A</w:t>
+      </w:r>
+      <w:r>
+        <w:t xml:space="preserve"> + </w:t>
+      </w:r>
+      <w:r>
+        <w:rPr>
+          <w:lang w:val="en-US"/>
+        </w:rPr>
+        <w:t>B</w:t>
+      </w:r>
+      <w:r>
+        <w:t xml:space="preserve">) </w:t>
+      </w:r>
+      <w:r>
+        <w:t>трактуется, как логический операнд:</w:t>
+      </w:r>
+    </w:p>
+    <w:p>
+      <w:pPr>
+        <w:ind w:firstLine="0"/>
+      </w:pPr>
+      <w:r>
+        <w:t>(</w:t>
+      </w:r>
+      <w:r>
+        <w:rPr>
+          <w:lang w:val="en-US"/>
+        </w:rPr>
+        <w:t>A</w:t>
+      </w:r>
+      <w:r>
+        <w:t xml:space="preserve"> + </w:t>
+      </w:r>
+      <w:r>
+        <w:rPr>
+          <w:lang w:val="en-US"/>
+        </w:rPr>
+        <w:t>B</w:t>
+      </w:r>
+      <w:r>
+        <w:t>)</w:t>
+      </w:r>
+      <w:r>
+        <w:t xml:space="preserve"> – </w:t>
+      </w:r>
+      <w:r>
+        <w:t>набор из 16 логических однобитовых значений</w:t>
+      </w:r>
+      <w:r>
+        <w:t xml:space="preserve"> </w:t>
+      </w:r>
+      <w:r>
+        <w:t xml:space="preserve">0 </w:t>
+      </w:r>
+      <w:r>
+        <w:rPr>
+          <w:rFonts w:ascii="Cambria Math" w:hAnsi="Cambria Math" w:cs="Cambria Math"/>
+        </w:rPr>
+        <w:t>≤</w:t>
+      </w:r>
+      <w:r>
+        <w:t xml:space="preserve"> </w:t>
+      </w:r>
+      <w:r>
+        <w:t>(</w:t>
+      </w:r>
+      <w:r>
+        <w:rPr>
+          <w:lang w:val="en-US"/>
+        </w:rPr>
+        <w:t>A</w:t>
+      </w:r>
+      <w:r>
+        <w:t>+</w:t>
+      </w:r>
+      <w:r>
+        <w:rPr>
+          <w:lang w:val="en-US"/>
+        </w:rPr>
+        <w:t>B</w:t>
+      </w:r>
+      <w:r>
+        <w:t>)</w:t>
+      </w:r>
+      <w:r>
+        <w:t xml:space="preserve"> </w:t>
+      </w:r>
+      <w:r>
+        <w:rPr>
+          <w:rFonts w:ascii="Cambria Math" w:hAnsi="Cambria Math" w:cs="Cambria Math"/>
+        </w:rPr>
+        <w:t>≤</w:t>
+      </w:r>
+      <w:r>
+        <w:t xml:space="preserve"> 2</w:t>
+      </w:r>
+      <w:r>
+        <w:rPr>
+          <w:vertAlign w:val="superscript"/>
+        </w:rPr>
+        <w:t>16</w:t>
+      </w:r>
+    </w:p>
+    <w:p>
+      <w:pPr>
+        <w:ind w:firstLine="0"/>
+      </w:pPr>
+    </w:p>
+    <w:p>
+      <w:pPr>
+        <w:ind w:firstLine="0"/>
+        <w:rPr>
           <w:b/>
           <w:bCs/>
         </w:rPr>
@@ -2911,341 +3356,6 @@
           <w:b/>
           <w:bCs/>
         </w:rPr>
-        <w:t>Область представления:</w:t>
-      </w:r>
-    </w:p>
-    <w:p>
-      <w:pPr>
-        <w:ind w:firstLine="0"/>
-        <w:rPr>
-          <w:vertAlign w:val="superscript"/>
-        </w:rPr>
-      </w:pPr>
-      <w:r>
-        <w:rPr>
-          <w:lang w:val="en-US"/>
-        </w:rPr>
-        <w:t>R</w:t>
-      </w:r>
-      <w:r>
-        <w:t xml:space="preserve"> – </w:t>
-      </w:r>
-      <w:r>
-        <w:t>набор из 16 логических однобитовых значений</w:t>
-      </w:r>
-      <w:r>
-        <w:t xml:space="preserve"> 0 </w:t>
-      </w:r>
-      <w:r>
-        <w:rPr>
-          <w:rFonts w:ascii="Cambria Math" w:hAnsi="Cambria Math" w:cs="Cambria Math"/>
-        </w:rPr>
-        <w:t>≤</w:t>
-      </w:r>
-      <w:r>
-        <w:t xml:space="preserve"> </w:t>
-      </w:r>
-      <w:r>
-        <w:rPr>
-          <w:lang w:val="en-US"/>
-        </w:rPr>
-        <w:t>R</w:t>
-      </w:r>
-      <w:r>
-        <w:t xml:space="preserve"> </w:t>
-      </w:r>
-      <w:r>
-        <w:rPr>
-          <w:rFonts w:ascii="Cambria Math" w:hAnsi="Cambria Math" w:cs="Cambria Math"/>
-        </w:rPr>
-        <w:t>≤</w:t>
-      </w:r>
-      <w:r>
-        <w:t xml:space="preserve"> 2</w:t>
-      </w:r>
-      <w:r>
-        <w:rPr>
-          <w:vertAlign w:val="superscript"/>
-        </w:rPr>
-        <w:t>16</w:t>
-      </w:r>
-    </w:p>
-    <w:p>
-      <w:pPr>
-        <w:ind w:firstLine="0"/>
-      </w:pPr>
-      <w:r>
-        <w:rPr>
-          <w:lang w:val="en-US"/>
-        </w:rPr>
-        <w:t>A</w:t>
-      </w:r>
-      <w:r>
-        <w:t xml:space="preserve">, </w:t>
-      </w:r>
-      <w:r>
-        <w:rPr>
-          <w:lang w:val="en-US"/>
-        </w:rPr>
-        <w:t>B</w:t>
-      </w:r>
-      <w:r>
-        <w:t xml:space="preserve"> </w:t>
-      </w:r>
-      <w:r>
-        <w:t>–</w:t>
-      </w:r>
-      <w:r>
-        <w:t xml:space="preserve"> </w:t>
-      </w:r>
-      <w:r>
-        <w:t>знаковые, 16-ти разрядные числа -2</w:t>
-      </w:r>
-      <w:r>
-        <w:rPr>
-          <w:vertAlign w:val="superscript"/>
-        </w:rPr>
-        <w:t>15</w:t>
-      </w:r>
-      <w:r>
-        <w:t xml:space="preserve"> </w:t>
-      </w:r>
-      <w:r>
-        <w:rPr>
-          <w:rFonts w:ascii="Cambria Math" w:hAnsi="Cambria Math" w:cs="Cambria Math"/>
-        </w:rPr>
-        <w:t>≤</w:t>
-      </w:r>
-      <w:r>
-        <w:t xml:space="preserve"> </w:t>
-      </w:r>
-      <w:r>
-        <w:rPr>
-          <w:lang w:val="en-US"/>
-        </w:rPr>
-        <w:t>A</w:t>
-      </w:r>
-      <w:r>
-        <w:t xml:space="preserve">, </w:t>
-      </w:r>
-      <w:r>
-        <w:rPr>
-          <w:lang w:val="en-US"/>
-        </w:rPr>
-        <w:t>B</w:t>
-      </w:r>
-      <w:r>
-        <w:t xml:space="preserve"> </w:t>
-      </w:r>
-      <w:r>
-        <w:rPr>
-          <w:rFonts w:ascii="Cambria Math" w:hAnsi="Cambria Math" w:cs="Cambria Math"/>
-        </w:rPr>
-        <w:t>≤</w:t>
-      </w:r>
-      <w:r>
-        <w:t xml:space="preserve"> 2</w:t>
-      </w:r>
-      <w:r>
-        <w:rPr>
-          <w:vertAlign w:val="superscript"/>
-        </w:rPr>
-        <w:t xml:space="preserve">15 </w:t>
-      </w:r>
-      <w:r>
-        <w:t>- 1</w:t>
-      </w:r>
-    </w:p>
-    <w:p>
-      <w:pPr>
-        <w:ind w:firstLine="0"/>
-      </w:pPr>
-      <w:r>
-        <w:rPr>
-          <w:lang w:val="en-US"/>
-        </w:rPr>
-        <w:t>C</w:t>
-      </w:r>
-      <w:r>
-        <w:t xml:space="preserve"> – </w:t>
-      </w:r>
-      <w:r>
-        <w:t>набор из 16 логических однобитовых значений</w:t>
-      </w:r>
-      <w:r>
-        <w:t xml:space="preserve"> 0 </w:t>
-      </w:r>
-      <w:r>
-        <w:rPr>
-          <w:rFonts w:ascii="Cambria Math" w:hAnsi="Cambria Math" w:cs="Cambria Math"/>
-        </w:rPr>
-        <w:t>≤</w:t>
-      </w:r>
-      <w:r>
-        <w:t xml:space="preserve"> </w:t>
-      </w:r>
-      <w:r>
-        <w:rPr>
-          <w:lang w:val="en-US"/>
-        </w:rPr>
-        <w:t>C</w:t>
-      </w:r>
-      <w:r>
-        <w:t xml:space="preserve"> </w:t>
-      </w:r>
-      <w:r>
-        <w:rPr>
-          <w:rFonts w:ascii="Cambria Math" w:hAnsi="Cambria Math" w:cs="Cambria Math"/>
-        </w:rPr>
-        <w:t>≤</w:t>
-      </w:r>
-      <w:r>
-        <w:t xml:space="preserve"> 2</w:t>
-      </w:r>
-      <w:r>
-        <w:rPr>
-          <w:vertAlign w:val="superscript"/>
-        </w:rPr>
-        <w:t>16</w:t>
-      </w:r>
-    </w:p>
-    <w:p>
-      <w:pPr>
-        <w:ind w:firstLine="0"/>
-      </w:pPr>
-      <w:r>
-        <w:t xml:space="preserve">Результат арифметической операции </w:t>
-      </w:r>
-      <w:r>
-        <w:t>(</w:t>
-      </w:r>
-      <w:r>
-        <w:rPr>
-          <w:lang w:val="en-US"/>
-        </w:rPr>
-        <w:t>A</w:t>
-      </w:r>
-      <w:r>
-        <w:t xml:space="preserve"> + </w:t>
-      </w:r>
-      <w:r>
-        <w:rPr>
-          <w:lang w:val="en-US"/>
-        </w:rPr>
-        <w:t>B</w:t>
-      </w:r>
-      <w:r>
-        <w:t xml:space="preserve">) </w:t>
-      </w:r>
-      <w:r>
-        <w:t>трактуется, как логический операнд:</w:t>
-      </w:r>
-    </w:p>
-    <w:p>
-      <w:pPr>
-        <w:ind w:firstLine="0"/>
-      </w:pPr>
-      <w:r>
-        <w:t>(</w:t>
-      </w:r>
-      <w:r>
-        <w:rPr>
-          <w:lang w:val="en-US"/>
-        </w:rPr>
-        <w:t>A</w:t>
-      </w:r>
-      <w:r>
-        <w:t xml:space="preserve"> + </w:t>
-      </w:r>
-      <w:r>
-        <w:rPr>
-          <w:lang w:val="en-US"/>
-        </w:rPr>
-        <w:t>B</w:t>
-      </w:r>
-      <w:r>
-        <w:t>)</w:t>
-      </w:r>
-      <w:r>
-        <w:t xml:space="preserve"> – </w:t>
-      </w:r>
-      <w:r>
-        <w:t>набор из 16 логических однобитовых значений</w:t>
-      </w:r>
-      <w:r>
-        <w:t xml:space="preserve"> </w:t>
-      </w:r>
-      <w:r>
-        <w:t xml:space="preserve">0 </w:t>
-      </w:r>
-      <w:r>
-        <w:rPr>
-          <w:rFonts w:ascii="Cambria Math" w:hAnsi="Cambria Math" w:cs="Cambria Math"/>
-        </w:rPr>
-        <w:t>≤</w:t>
-      </w:r>
-      <w:r>
-        <w:t xml:space="preserve"> </w:t>
-      </w:r>
-      <w:r>
-        <w:t>(</w:t>
-      </w:r>
-      <w:r>
-        <w:rPr>
-          <w:lang w:val="en-US"/>
-        </w:rPr>
-        <w:t>A</w:t>
-      </w:r>
-      <w:r>
-        <w:t>+</w:t>
-      </w:r>
-      <w:r>
-        <w:rPr>
-          <w:lang w:val="en-US"/>
-        </w:rPr>
-        <w:t>B</w:t>
-      </w:r>
-      <w:r>
-        <w:t>)</w:t>
-      </w:r>
-      <w:r>
-        <w:t xml:space="preserve"> </w:t>
-      </w:r>
-      <w:r>
-        <w:rPr>
-          <w:rFonts w:ascii="Cambria Math" w:hAnsi="Cambria Math" w:cs="Cambria Math"/>
-        </w:rPr>
-        <w:t>≤</w:t>
-      </w:r>
-      <w:r>
-        <w:t xml:space="preserve"> 2</w:t>
-      </w:r>
-      <w:r>
-        <w:rPr>
-          <w:vertAlign w:val="superscript"/>
-        </w:rPr>
-        <w:t>16</w:t>
-      </w:r>
-    </w:p>
-    <w:p>
-      <w:pPr>
-        <w:ind w:firstLine="0"/>
-      </w:pPr>
-    </w:p>
-    <w:p>
-      <w:pPr>
-        <w:ind w:firstLine="0"/>
-        <w:rPr>
-          <w:b/>
-          <w:bCs/>
-        </w:rPr>
-      </w:pPr>
-      <w:r>
-        <w:rPr>
-          <w:b/>
-          <w:bCs/>
-        </w:rPr>
-        <w:lastRenderedPageBreak/>
         <w:t>Область допустимых значений включает пять ситуаций:</w:t>
       </w:r>
     </w:p>
@@ -3302,7 +3412,14 @@
                         <w:rFonts w:ascii="Cambria Math" w:eastAsiaTheme="minorEastAsia" w:hAnsi="Cambria Math"/>
                         <w:lang w:val="en-US"/>
                       </w:rPr>
-                      <m:t>-2</m:t>
+                      <m:t>-</m:t>
+                    </m:r>
+                    <m:r>
+                      <w:rPr>
+                        <w:rFonts w:ascii="Cambria Math" w:eastAsiaTheme="minorEastAsia" w:hAnsi="Cambria Math"/>
+                        <w:lang w:val="en-US"/>
+                      </w:rPr>
+                      <m:t>2</m:t>
                     </m:r>
                   </m:e>
                   <m:sup>
@@ -3320,7 +3437,35 @@
                     <w:rFonts w:ascii="Cambria Math" w:eastAsiaTheme="minorEastAsia" w:hAnsi="Cambria Math"/>
                     <w:lang w:val="en-US"/>
                   </w:rPr>
-                  <m:t>≤ A, B≤</m:t>
+                  <m:t xml:space="preserve">≤ </m:t>
+                </m:r>
+                <m:r>
+                  <w:rPr>
+                    <w:rFonts w:ascii="Cambria Math" w:eastAsiaTheme="minorEastAsia" w:hAnsi="Cambria Math"/>
+                    <w:lang w:val="en-US"/>
+                  </w:rPr>
+                  <m:t>A</m:t>
+                </m:r>
+                <m:r>
+                  <w:rPr>
+                    <w:rFonts w:ascii="Cambria Math" w:eastAsiaTheme="minorEastAsia" w:hAnsi="Cambria Math"/>
+                    <w:lang w:val="en-US"/>
+                  </w:rPr>
+                  <m:t xml:space="preserve">, </m:t>
+                </m:r>
+                <m:r>
+                  <w:rPr>
+                    <w:rFonts w:ascii="Cambria Math" w:eastAsiaTheme="minorEastAsia" w:hAnsi="Cambria Math"/>
+                    <w:lang w:val="en-US"/>
+                  </w:rPr>
+                  <m:t>B</m:t>
+                </m:r>
+                <m:r>
+                  <w:rPr>
+                    <w:rFonts w:ascii="Cambria Math" w:eastAsiaTheme="minorEastAsia" w:hAnsi="Cambria Math"/>
+                    <w:lang w:val="en-US"/>
+                  </w:rPr>
+                  <m:t>≤</m:t>
                 </m:r>
                 <m:sSup>
                   <m:sSupPr>
@@ -3356,7 +3501,14 @@
                     <w:rFonts w:ascii="Cambria Math" w:eastAsiaTheme="minorEastAsia" w:hAnsi="Cambria Math"/>
                     <w:lang w:val="en-US"/>
                   </w:rPr>
-                  <m:t>-1</m:t>
+                  <m:t>-</m:t>
+                </m:r>
+                <m:r>
+                  <w:rPr>
+                    <w:rFonts w:ascii="Cambria Math" w:eastAsiaTheme="minorEastAsia" w:hAnsi="Cambria Math"/>
+                    <w:lang w:val="en-US"/>
+                  </w:rPr>
+                  <m:t>1</m:t>
                 </m:r>
               </m:e>
             </m:eqArr>
@@ -3435,7 +3587,21 @@
                     <w:rFonts w:ascii="Cambria Math" w:eastAsiaTheme="minorEastAsia" w:hAnsi="Cambria Math"/>
                     <w:lang w:val="en-US"/>
                   </w:rPr>
-                  <m:t>≤A≤</m:t>
+                  <m:t>≤</m:t>
+                </m:r>
+                <m:r>
+                  <w:rPr>
+                    <w:rFonts w:ascii="Cambria Math" w:eastAsiaTheme="minorEastAsia" w:hAnsi="Cambria Math"/>
+                    <w:lang w:val="en-US"/>
+                  </w:rPr>
+                  <m:t>A</m:t>
+                </m:r>
+                <m:r>
+                  <w:rPr>
+                    <w:rFonts w:ascii="Cambria Math" w:eastAsiaTheme="minorEastAsia" w:hAnsi="Cambria Math"/>
+                    <w:lang w:val="en-US"/>
+                  </w:rPr>
+                  <m:t>≤</m:t>
                 </m:r>
                 <m:sSup>
                   <m:sSupPr>
@@ -3471,7 +3637,14 @@
                     <w:rFonts w:ascii="Cambria Math" w:eastAsiaTheme="minorEastAsia" w:hAnsi="Cambria Math"/>
                     <w:lang w:val="en-US"/>
                   </w:rPr>
-                  <m:t>-1</m:t>
+                  <m:t>-</m:t>
+                </m:r>
+                <m:r>
+                  <w:rPr>
+                    <w:rFonts w:ascii="Cambria Math" w:eastAsiaTheme="minorEastAsia" w:hAnsi="Cambria Math"/>
+                    <w:lang w:val="en-US"/>
+                  </w:rPr>
+                  <m:t>1</m:t>
                 </m:r>
               </m:e>
               <m:e>
@@ -3491,7 +3664,14 @@
                         <w:rFonts w:ascii="Cambria Math" w:eastAsiaTheme="minorEastAsia" w:hAnsi="Cambria Math"/>
                         <w:lang w:val="en-US"/>
                       </w:rPr>
-                      <m:t>-2</m:t>
+                      <m:t>-</m:t>
+                    </m:r>
+                    <m:r>
+                      <w:rPr>
+                        <w:rFonts w:ascii="Cambria Math" w:eastAsiaTheme="minorEastAsia" w:hAnsi="Cambria Math"/>
+                        <w:lang w:val="en-US"/>
+                      </w:rPr>
+                      <m:t>2</m:t>
                     </m:r>
                   </m:e>
                   <m:sup>
@@ -3509,7 +3689,21 @@
                     <w:rFonts w:ascii="Cambria Math" w:eastAsiaTheme="minorEastAsia" w:hAnsi="Cambria Math"/>
                     <w:lang w:val="en-US"/>
                   </w:rPr>
-                  <m:t>≤B≤0</m:t>
+                  <m:t>≤</m:t>
+                </m:r>
+                <m:r>
+                  <w:rPr>
+                    <w:rFonts w:ascii="Cambria Math" w:eastAsiaTheme="minorEastAsia" w:hAnsi="Cambria Math"/>
+                    <w:lang w:val="en-US"/>
+                  </w:rPr>
+                  <m:t>B</m:t>
+                </m:r>
+                <m:r>
+                  <w:rPr>
+                    <w:rFonts w:ascii="Cambria Math" w:eastAsiaTheme="minorEastAsia" w:hAnsi="Cambria Math"/>
+                    <w:lang w:val="en-US"/>
+                  </w:rPr>
+                  <m:t>≤0</m:t>
                 </m:r>
               </m:e>
             </m:eqArr>
@@ -3588,7 +3782,21 @@
                     <w:rFonts w:ascii="Cambria Math" w:eastAsiaTheme="minorEastAsia" w:hAnsi="Cambria Math"/>
                     <w:lang w:val="en-US"/>
                   </w:rPr>
-                  <m:t>≤B≤</m:t>
+                  <m:t>≤</m:t>
+                </m:r>
+                <m:r>
+                  <w:rPr>
+                    <w:rFonts w:ascii="Cambria Math" w:eastAsiaTheme="minorEastAsia" w:hAnsi="Cambria Math"/>
+                    <w:lang w:val="en-US"/>
+                  </w:rPr>
+                  <m:t>B</m:t>
+                </m:r>
+                <m:r>
+                  <w:rPr>
+                    <w:rFonts w:ascii="Cambria Math" w:eastAsiaTheme="minorEastAsia" w:hAnsi="Cambria Math"/>
+                    <w:lang w:val="en-US"/>
+                  </w:rPr>
+                  <m:t>≤</m:t>
                 </m:r>
                 <m:sSup>
                   <m:sSupPr>
@@ -3624,7 +3832,14 @@
                     <w:rFonts w:ascii="Cambria Math" w:eastAsiaTheme="minorEastAsia" w:hAnsi="Cambria Math"/>
                     <w:lang w:val="en-US"/>
                   </w:rPr>
-                  <m:t>-1</m:t>
+                  <m:t>-</m:t>
+                </m:r>
+                <m:r>
+                  <w:rPr>
+                    <w:rFonts w:ascii="Cambria Math" w:eastAsiaTheme="minorEastAsia" w:hAnsi="Cambria Math"/>
+                    <w:lang w:val="en-US"/>
+                  </w:rPr>
+                  <m:t>1</m:t>
                 </m:r>
               </m:e>
               <m:e>
@@ -3644,7 +3859,14 @@
                         <w:rFonts w:ascii="Cambria Math" w:eastAsiaTheme="minorEastAsia" w:hAnsi="Cambria Math"/>
                         <w:lang w:val="en-US"/>
                       </w:rPr>
-                      <m:t>-2</m:t>
+                      <m:t>-</m:t>
+                    </m:r>
+                    <m:r>
+                      <w:rPr>
+                        <w:rFonts w:ascii="Cambria Math" w:eastAsiaTheme="minorEastAsia" w:hAnsi="Cambria Math"/>
+                        <w:lang w:val="en-US"/>
+                      </w:rPr>
+                      <m:t>2</m:t>
                     </m:r>
                   </m:e>
                   <m:sup>
@@ -3662,7 +3884,21 @@
                     <w:rFonts w:ascii="Cambria Math" w:eastAsiaTheme="minorEastAsia" w:hAnsi="Cambria Math"/>
                     <w:lang w:val="en-US"/>
                   </w:rPr>
-                  <m:t>≤A≤0</m:t>
+                  <m:t>≤</m:t>
+                </m:r>
+                <m:r>
+                  <w:rPr>
+                    <w:rFonts w:ascii="Cambria Math" w:eastAsiaTheme="minorEastAsia" w:hAnsi="Cambria Math"/>
+                    <w:lang w:val="en-US"/>
+                  </w:rPr>
+                  <m:t>A</m:t>
+                </m:r>
+                <m:r>
+                  <w:rPr>
+                    <w:rFonts w:ascii="Cambria Math" w:eastAsiaTheme="minorEastAsia" w:hAnsi="Cambria Math"/>
+                    <w:lang w:val="en-US"/>
+                  </w:rPr>
+                  <m:t>≤0</m:t>
                 </m:r>
               </m:e>
             </m:eqArr>
@@ -3723,7 +3959,14 @@
                         <w:rFonts w:ascii="Cambria Math" w:eastAsiaTheme="minorEastAsia" w:hAnsi="Cambria Math"/>
                         <w:lang w:val="en-US"/>
                       </w:rPr>
-                      <m:t>-2</m:t>
+                      <m:t>-</m:t>
+                    </m:r>
+                    <m:r>
+                      <w:rPr>
+                        <w:rFonts w:ascii="Cambria Math" w:eastAsiaTheme="minorEastAsia" w:hAnsi="Cambria Math"/>
+                        <w:lang w:val="en-US"/>
+                      </w:rPr>
+                      <m:t>2</m:t>
                     </m:r>
                   </m:e>
                   <m:sup>
@@ -3747,7 +3990,21 @@
                     <w:rFonts w:ascii="Cambria Math" w:eastAsiaTheme="minorEastAsia" w:hAnsi="Cambria Math"/>
                     <w:lang w:val="en-US"/>
                   </w:rPr>
-                  <m:t>≤A≤</m:t>
+                  <m:t>≤</m:t>
+                </m:r>
+                <m:r>
+                  <w:rPr>
+                    <w:rFonts w:ascii="Cambria Math" w:eastAsiaTheme="minorEastAsia" w:hAnsi="Cambria Math"/>
+                    <w:lang w:val="en-US"/>
+                  </w:rPr>
+                  <m:t>A</m:t>
+                </m:r>
+                <m:r>
+                  <w:rPr>
+                    <w:rFonts w:ascii="Cambria Math" w:eastAsiaTheme="minorEastAsia" w:hAnsi="Cambria Math"/>
+                    <w:lang w:val="en-US"/>
+                  </w:rPr>
+                  <m:t>≤</m:t>
                 </m:r>
                 <m:sSup>
                   <m:sSupPr>
@@ -3783,7 +4040,14 @@
                     <w:rFonts w:ascii="Cambria Math" w:eastAsiaTheme="minorEastAsia" w:hAnsi="Cambria Math"/>
                     <w:lang w:val="en-US"/>
                   </w:rPr>
-                  <m:t>-1</m:t>
+                  <m:t>-</m:t>
+                </m:r>
+                <m:r>
+                  <w:rPr>
+                    <w:rFonts w:ascii="Cambria Math" w:eastAsiaTheme="minorEastAsia" w:hAnsi="Cambria Math"/>
+                    <w:lang w:val="en-US"/>
+                  </w:rPr>
+                  <m:t>1</m:t>
                 </m:r>
               </m:e>
               <m:e>
@@ -3792,7 +4056,21 @@
                     <w:rFonts w:ascii="Cambria Math" w:eastAsiaTheme="minorEastAsia" w:hAnsi="Cambria Math"/>
                     <w:lang w:val="en-US"/>
                   </w:rPr>
-                  <m:t>0≤B≤</m:t>
+                  <m:t>0≤</m:t>
+                </m:r>
+                <m:r>
+                  <w:rPr>
+                    <w:rFonts w:ascii="Cambria Math" w:eastAsiaTheme="minorEastAsia" w:hAnsi="Cambria Math"/>
+                    <w:lang w:val="en-US"/>
+                  </w:rPr>
+                  <m:t>B</m:t>
+                </m:r>
+                <m:r>
+                  <w:rPr>
+                    <w:rFonts w:ascii="Cambria Math" w:eastAsiaTheme="minorEastAsia" w:hAnsi="Cambria Math"/>
+                    <w:lang w:val="en-US"/>
+                  </w:rPr>
+                  <m:t>≤</m:t>
                 </m:r>
                 <m:sSup>
                   <m:sSupPr>
@@ -3895,7 +4173,14 @@
                         <w:rFonts w:ascii="Cambria Math" w:eastAsiaTheme="minorEastAsia" w:hAnsi="Cambria Math"/>
                         <w:lang w:val="en-US"/>
                       </w:rPr>
-                      <m:t>-2</m:t>
+                      <m:t>-</m:t>
+                    </m:r>
+                    <m:r>
+                      <w:rPr>
+                        <w:rFonts w:ascii="Cambria Math" w:eastAsiaTheme="minorEastAsia" w:hAnsi="Cambria Math"/>
+                        <w:lang w:val="en-US"/>
+                      </w:rPr>
+                      <m:t>2</m:t>
                     </m:r>
                   </m:e>
                   <m:sup>
@@ -3919,7 +4204,21 @@
                     <w:rFonts w:ascii="Cambria Math" w:eastAsiaTheme="minorEastAsia" w:hAnsi="Cambria Math"/>
                     <w:lang w:val="en-US"/>
                   </w:rPr>
-                  <m:t>≤B≤</m:t>
+                  <m:t>≤</m:t>
+                </m:r>
+                <m:r>
+                  <w:rPr>
+                    <w:rFonts w:ascii="Cambria Math" w:eastAsiaTheme="minorEastAsia" w:hAnsi="Cambria Math"/>
+                    <w:lang w:val="en-US"/>
+                  </w:rPr>
+                  <m:t>B</m:t>
+                </m:r>
+                <m:r>
+                  <w:rPr>
+                    <w:rFonts w:ascii="Cambria Math" w:eastAsiaTheme="minorEastAsia" w:hAnsi="Cambria Math"/>
+                    <w:lang w:val="en-US"/>
+                  </w:rPr>
+                  <m:t>≤</m:t>
                 </m:r>
                 <m:sSup>
                   <m:sSupPr>
@@ -3955,7 +4254,14 @@
                     <w:rFonts w:ascii="Cambria Math" w:eastAsiaTheme="minorEastAsia" w:hAnsi="Cambria Math"/>
                     <w:lang w:val="en-US"/>
                   </w:rPr>
-                  <m:t>-1</m:t>
+                  <m:t>-</m:t>
+                </m:r>
+                <m:r>
+                  <w:rPr>
+                    <w:rFonts w:ascii="Cambria Math" w:eastAsiaTheme="minorEastAsia" w:hAnsi="Cambria Math"/>
+                    <w:lang w:val="en-US"/>
+                  </w:rPr>
+                  <m:t>1</m:t>
                 </m:r>
               </m:e>
               <m:e>
@@ -3964,7 +4270,21 @@
                     <w:rFonts w:ascii="Cambria Math" w:eastAsiaTheme="minorEastAsia" w:hAnsi="Cambria Math"/>
                     <w:lang w:val="en-US"/>
                   </w:rPr>
-                  <m:t>0≤A≤</m:t>
+                  <m:t>0≤</m:t>
+                </m:r>
+                <m:r>
+                  <w:rPr>
+                    <w:rFonts w:ascii="Cambria Math" w:eastAsiaTheme="minorEastAsia" w:hAnsi="Cambria Math"/>
+                    <w:lang w:val="en-US"/>
+                  </w:rPr>
+                  <m:t>A</m:t>
+                </m:r>
+                <m:r>
+                  <w:rPr>
+                    <w:rFonts w:ascii="Cambria Math" w:eastAsiaTheme="minorEastAsia" w:hAnsi="Cambria Math"/>
+                    <w:lang w:val="en-US"/>
+                  </w:rPr>
+                  <m:t>≤</m:t>
                 </m:r>
                 <m:sSup>
                   <m:sSupPr>
@@ -4211,11 +4531,11 @@
         </w:numPr>
         <w:ind w:left="357" w:hanging="357"/>
       </w:pPr>
-      <w:bookmarkStart w:id="5" w:name="_Toc215414130"/>
+      <w:bookmarkStart w:id="6" w:name="_Toc215414130"/>
       <w:r>
         <w:t>Исходные данные:</w:t>
       </w:r>
-      <w:bookmarkEnd w:id="5"/>
+      <w:bookmarkEnd w:id="6"/>
     </w:p>
     <w:p>
       <w:pPr>
@@ -4370,11 +4690,11 @@
         </w:numPr>
         <w:ind w:left="357" w:hanging="357"/>
       </w:pPr>
-      <w:bookmarkStart w:id="6" w:name="_Toc215414131"/>
+      <w:bookmarkStart w:id="7" w:name="_Toc215414131"/>
       <w:r>
         <w:t>Таблица трассировки</w:t>
       </w:r>
-      <w:bookmarkEnd w:id="6"/>
+      <w:bookmarkEnd w:id="7"/>
     </w:p>
     <w:tbl>
       <w:tblPr>
@@ -6044,7 +6364,6 @@
                 <w:szCs w:val="16"/>
                 <w:lang w:val="en-US"/>
               </w:rPr>
-              <w:lastRenderedPageBreak/>
               <w:t>024</w:t>
             </w:r>
           </w:p>
@@ -6663,6 +6982,7 @@
                 <w:szCs w:val="16"/>
                 <w:lang w:val="en-US"/>
               </w:rPr>
+              <w:lastRenderedPageBreak/>
               <w:t>026</w:t>
             </w:r>
           </w:p>
@@ -7272,11 +7592,11 @@
         </w:numPr>
         <w:ind w:left="357" w:hanging="357"/>
       </w:pPr>
-      <w:bookmarkStart w:id="7" w:name="_Toc215414132"/>
+      <w:bookmarkStart w:id="8" w:name="_Toc215414132"/>
       <w:r>
         <w:t>Вариант программы с меньшим числом команд</w:t>
       </w:r>
-      <w:bookmarkEnd w:id="7"/>
+      <w:bookmarkEnd w:id="8"/>
     </w:p>
     <w:tbl>
       <w:tblPr>
@@ -7935,11 +8255,11 @@
         </w:numPr>
         <w:ind w:left="357" w:hanging="357"/>
       </w:pPr>
-      <w:bookmarkStart w:id="8" w:name="_Toc215414133"/>
+      <w:bookmarkStart w:id="9" w:name="_Toc215414133"/>
       <w:r>
         <w:t>Вывод</w:t>
       </w:r>
-      <w:bookmarkEnd w:id="8"/>
+      <w:bookmarkEnd w:id="9"/>
     </w:p>
     <w:p>
       <w:r>
@@ -7965,7 +8285,7 @@
 </file>
 
 <file path=word/endnotes.xml><?xml version="1.0" encoding="utf-8"?>
-<w:endnotes xmlns:wpc="http://schemas.microsoft.com/office/word/2010/wordprocessingCanvas" xmlns:cx="http://schemas.microsoft.com/office/drawing/2014/chartex" xmlns:cx1="http://schemas.microsoft.com/office/drawing/2015/9/8/chartex" xmlns:cx2="http://schemas.microsoft.com/office/drawing/2015/10/21/chartex" xmlns:cx3="http://schemas.microsoft.com/office/drawing/2016/5/9/chartex" xmlns:cx4="http://schemas.microsoft.com/office/drawing/2016/5/10/chartex" xmlns:cx5="http://schemas.microsoft.com/office/drawing/2016/5/11/chartex" xmlns:cx6="http://schemas.microsoft.com/office/drawing/2016/5/12/chartex" xmlns:cx7="http://schemas.microsoft.com/office/drawing/2016/5/13/chartex" xmlns:cx8="http://schemas.microsoft.com/office/drawing/2016/5/14/chartex" xmlns:mc="http://schemas.openxmlformats.org/markup-compatibility/2006" xmlns:aink="http://schemas.microsoft.com/office/drawing/2016/ink" xmlns:am3d="http://schemas.microsoft.com/office/drawing/2017/model3d" xmlns:o="urn:schemas-microsoft-com:office:office" xmlns:oel="http://schemas.microsoft.com/office/2019/extlst" xmlns:r="http://schemas.openxmlformats.org/officeDocument/2006/relationships" xmlns:m="http://schemas.openxmlformats.org/officeDocument/2006/math" xmlns:v="urn:schemas-microsoft-com:vml" xmlns:wp14="http://schemas.microsoft.com/office/word/2010/wordprocessingDrawing" xmlns:wp="http://schemas.openxmlformats.org/drawingml/2006/wordprocessingDrawing" xmlns:w10="urn:schemas-microsoft-com:office:word" xmlns:w="http://schemas.openxmlformats.org/wordprocessingml/2006/main" xmlns:w14="http://schemas.microsoft.com/office/word/2010/wordml" xmlns:w15="http://schemas.microsoft.com/office/word/2012/wordml" xmlns:w16cex="http://schemas.microsoft.com/office/word/2018/wordml/cex" xmlns:w16cid="http://schemas.microsoft.com/office/word/2016/wordml/cid" xmlns:w16="http://schemas.microsoft.com/office/word/2018/wordml" xmlns:w16du="http://schemas.microsoft.com/office/word/2023/wordml/word16du" xmlns:w16sdtdh="http://schemas.microsoft.com/office/word/2020/wordml/sdtdatahash" xmlns:w16sdtfl="http://schemas.microsoft.com/office/word/2024/wordml/sdtformatlock" xmlns:w16se="http://schemas.microsoft.com/office/word/2015/wordml/symex" xmlns:wpg="http://schemas.microsoft.com/office/word/2010/wordprocessingGroup" xmlns:wpi="http://schemas.microsoft.com/office/word/2010/wordprocessingInk" xmlns:wne="http://schemas.microsoft.com/office/word/2006/wordml" xmlns:wps="http://schemas.microsoft.com/office/word/2010/wordprocessingShape" mc:Ignorable="w14 w15 w16se w16cid w16 w16cex w16sdtdh w16sdtfl w16du wp14">
+<w:endnotes xmlns:wpc="http://schemas.microsoft.com/office/word/2010/wordprocessingCanvas" xmlns:cx="http://schemas.microsoft.com/office/drawing/2014/chartex" xmlns:mc="http://schemas.openxmlformats.org/markup-compatibility/2006" xmlns:o="urn:schemas-microsoft-com:office:office" xmlns:r="http://schemas.openxmlformats.org/officeDocument/2006/relationships" xmlns:m="http://schemas.openxmlformats.org/officeDocument/2006/math" xmlns:v="urn:schemas-microsoft-com:vml" xmlns:wp14="http://schemas.microsoft.com/office/word/2010/wordprocessingDrawing" xmlns:wp="http://schemas.openxmlformats.org/drawingml/2006/wordprocessingDrawing" xmlns:w10="urn:schemas-microsoft-com:office:word" xmlns:w="http://schemas.openxmlformats.org/wordprocessingml/2006/main" xmlns:w14="http://schemas.microsoft.com/office/word/2010/wordml" xmlns:w15="http://schemas.microsoft.com/office/word/2012/wordml" xmlns:w16se="http://schemas.microsoft.com/office/word/2015/wordml/symex" xmlns:wpg="http://schemas.microsoft.com/office/word/2010/wordprocessingGroup" xmlns:wpi="http://schemas.microsoft.com/office/word/2010/wordprocessingInk" xmlns:wne="http://schemas.microsoft.com/office/word/2006/wordml" xmlns:wps="http://schemas.microsoft.com/office/word/2010/wordprocessingShape" mc:Ignorable="w14 w15 w16se wp14">
   <w:endnote w:type="separator" w:id="-1">
     <w:p>
       <w:pPr>
@@ -7990,7 +8310,7 @@
 </file>
 
 <file path=word/footer1.xml><?xml version="1.0" encoding="utf-8"?>
-<w:ftr xmlns:wpc="http://schemas.microsoft.com/office/word/2010/wordprocessingCanvas" xmlns:cx="http://schemas.microsoft.com/office/drawing/2014/chartex" xmlns:cx1="http://schemas.microsoft.com/office/drawing/2015/9/8/chartex" xmlns:cx2="http://schemas.microsoft.com/office/drawing/2015/10/21/chartex" xmlns:cx3="http://schemas.microsoft.com/office/drawing/2016/5/9/chartex" xmlns:cx4="http://schemas.microsoft.com/office/drawing/2016/5/10/chartex" xmlns:cx5="http://schemas.microsoft.com/office/drawing/2016/5/11/chartex" xmlns:cx6="http://schemas.microsoft.com/office/drawing/2016/5/12/chartex" xmlns:cx7="http://schemas.microsoft.com/office/drawing/2016/5/13/chartex" xmlns:cx8="http://schemas.microsoft.com/office/drawing/2016/5/14/chartex" xmlns:mc="http://schemas.openxmlformats.org/markup-compatibility/2006" xmlns:aink="http://schemas.microsoft.com/office/drawing/2016/ink" xmlns:am3d="http://schemas.microsoft.com/office/drawing/2017/model3d" xmlns:o="urn:schemas-microsoft-com:office:office" xmlns:oel="http://schemas.microsoft.com/office/2019/extlst" xmlns:r="http://schemas.openxmlformats.org/officeDocument/2006/relationships" xmlns:m="http://schemas.openxmlformats.org/officeDocument/2006/math" xmlns:v="urn:schemas-microsoft-com:vml" xmlns:wp14="http://schemas.microsoft.com/office/word/2010/wordprocessingDrawing" xmlns:wp="http://schemas.openxmlformats.org/drawingml/2006/wordprocessingDrawing" xmlns:w10="urn:schemas-microsoft-com:office:word" xmlns:w="http://schemas.openxmlformats.org/wordprocessingml/2006/main" xmlns:w14="http://schemas.microsoft.com/office/word/2010/wordml" xmlns:w15="http://schemas.microsoft.com/office/word/2012/wordml" xmlns:w16cex="http://schemas.microsoft.com/office/word/2018/wordml/cex" xmlns:w16cid="http://schemas.microsoft.com/office/word/2016/wordml/cid" xmlns:w16="http://schemas.microsoft.com/office/word/2018/wordml" xmlns:w16du="http://schemas.microsoft.com/office/word/2023/wordml/word16du" xmlns:w16sdtdh="http://schemas.microsoft.com/office/word/2020/wordml/sdtdatahash" xmlns:w16sdtfl="http://schemas.microsoft.com/office/word/2024/wordml/sdtformatlock" xmlns:w16se="http://schemas.microsoft.com/office/word/2015/wordml/symex" xmlns:wpg="http://schemas.microsoft.com/office/word/2010/wordprocessingGroup" xmlns:wpi="http://schemas.microsoft.com/office/word/2010/wordprocessingInk" xmlns:wne="http://schemas.microsoft.com/office/word/2006/wordml" xmlns:wps="http://schemas.microsoft.com/office/word/2010/wordprocessingShape" mc:Ignorable="w14 w15 w16se w16cid w16 w16cex w16sdtdh w16sdtfl w16du wp14">
+<w:ftr xmlns:wpc="http://schemas.microsoft.com/office/word/2010/wordprocessingCanvas" xmlns:cx="http://schemas.microsoft.com/office/drawing/2014/chartex" xmlns:mc="http://schemas.openxmlformats.org/markup-compatibility/2006" xmlns:o="urn:schemas-microsoft-com:office:office" xmlns:r="http://schemas.openxmlformats.org/officeDocument/2006/relationships" xmlns:m="http://schemas.openxmlformats.org/officeDocument/2006/math" xmlns:v="urn:schemas-microsoft-com:vml" xmlns:wp14="http://schemas.microsoft.com/office/word/2010/wordprocessingDrawing" xmlns:wp="http://schemas.openxmlformats.org/drawingml/2006/wordprocessingDrawing" xmlns:w10="urn:schemas-microsoft-com:office:word" xmlns:w="http://schemas.openxmlformats.org/wordprocessingml/2006/main" xmlns:w14="http://schemas.microsoft.com/office/word/2010/wordml" xmlns:w15="http://schemas.microsoft.com/office/word/2012/wordml" xmlns:w16se="http://schemas.microsoft.com/office/word/2015/wordml/symex" xmlns:wpg="http://schemas.microsoft.com/office/word/2010/wordprocessingGroup" xmlns:wpi="http://schemas.microsoft.com/office/word/2010/wordprocessingInk" xmlns:wne="http://schemas.microsoft.com/office/word/2006/wordml" xmlns:wps="http://schemas.microsoft.com/office/word/2010/wordprocessingShape" mc:Ignorable="w14 w15 w16se wp14">
   <w:sdt>
     <w:sdtPr>
       <w:id w:val="-160630625"/>
@@ -7999,6 +8319,7 @@
         <w:docPartUnique/>
       </w:docPartObj>
     </w:sdtPr>
+    <w:sdtEndPr/>
     <w:sdtContent>
       <w:p>
         <w:pPr>
@@ -8018,7 +8339,7 @@
           <w:rPr>
             <w:noProof/>
           </w:rPr>
-          <w:t>6</w:t>
+          <w:t>5</w:t>
         </w:r>
         <w:r>
           <w:fldChar w:fldCharType="end"/>
@@ -8035,7 +8356,7 @@
 </file>
 
 <file path=word/footnotes.xml><?xml version="1.0" encoding="utf-8"?>
-<w:footnotes xmlns:wpc="http://schemas.microsoft.com/office/word/2010/wordprocessingCanvas" xmlns:cx="http://schemas.microsoft.com/office/drawing/2014/chartex" xmlns:cx1="http://schemas.microsoft.com/office/drawing/2015/9/8/chartex" xmlns:cx2="http://schemas.microsoft.com/office/drawing/2015/10/21/chartex" xmlns:cx3="http://schemas.microsoft.com/office/drawing/2016/5/9/chartex" xmlns:cx4="http://schemas.microsoft.com/office/drawing/2016/5/10/chartex" xmlns:cx5="http://schemas.microsoft.com/office/drawing/2016/5/11/chartex" xmlns:cx6="http://schemas.microsoft.com/office/drawing/2016/5/12/chartex" xmlns:cx7="http://schemas.microsoft.com/office/drawing/2016/5/13/chartex" xmlns:cx8="http://schemas.microsoft.com/office/drawing/2016/5/14/chartex" xmlns:mc="http://schemas.openxmlformats.org/markup-compatibility/2006" xmlns:aink="http://schemas.microsoft.com/office/drawing/2016/ink" xmlns:am3d="http://schemas.microsoft.com/office/drawing/2017/model3d" xmlns:o="urn:schemas-microsoft-com:office:office" xmlns:oel="http://schemas.microsoft.com/office/2019/extlst" xmlns:r="http://schemas.openxmlformats.org/officeDocument/2006/relationships" xmlns:m="http://schemas.openxmlformats.org/officeDocument/2006/math" xmlns:v="urn:schemas-microsoft-com:vml" xmlns:wp14="http://schemas.microsoft.com/office/word/2010/wordprocessingDrawing" xmlns:wp="http://schemas.openxmlformats.org/drawingml/2006/wordprocessingDrawing" xmlns:w10="urn:schemas-microsoft-com:office:word" xmlns:w="http://schemas.openxmlformats.org/wordprocessingml/2006/main" xmlns:w14="http://schemas.microsoft.com/office/word/2010/wordml" xmlns:w15="http://schemas.microsoft.com/office/word/2012/wordml" xmlns:w16cex="http://schemas.microsoft.com/office/word/2018/wordml/cex" xmlns:w16cid="http://schemas.microsoft.com/office/word/2016/wordml/cid" xmlns:w16="http://schemas.microsoft.com/office/word/2018/wordml" xmlns:w16du="http://schemas.microsoft.com/office/word/2023/wordml/word16du" xmlns:w16sdtdh="http://schemas.microsoft.com/office/word/2020/wordml/sdtdatahash" xmlns:w16sdtfl="http://schemas.microsoft.com/office/word/2024/wordml/sdtformatlock" xmlns:w16se="http://schemas.microsoft.com/office/word/2015/wordml/symex" xmlns:wpg="http://schemas.microsoft.com/office/word/2010/wordprocessingGroup" xmlns:wpi="http://schemas.microsoft.com/office/word/2010/wordprocessingInk" xmlns:wne="http://schemas.microsoft.com/office/word/2006/wordml" xmlns:wps="http://schemas.microsoft.com/office/word/2010/wordprocessingShape" mc:Ignorable="w14 w15 w16se w16cid w16 w16cex w16sdtdh w16sdtfl w16du wp14">
+<w:footnotes xmlns:wpc="http://schemas.microsoft.com/office/word/2010/wordprocessingCanvas" xmlns:cx="http://schemas.microsoft.com/office/drawing/2014/chartex" xmlns:mc="http://schemas.openxmlformats.org/markup-compatibility/2006" xmlns:o="urn:schemas-microsoft-com:office:office" xmlns:r="http://schemas.openxmlformats.org/officeDocument/2006/relationships" xmlns:m="http://schemas.openxmlformats.org/officeDocument/2006/math" xmlns:v="urn:schemas-microsoft-com:vml" xmlns:wp14="http://schemas.microsoft.com/office/word/2010/wordprocessingDrawing" xmlns:wp="http://schemas.openxmlformats.org/drawingml/2006/wordprocessingDrawing" xmlns:w10="urn:schemas-microsoft-com:office:word" xmlns:w="http://schemas.openxmlformats.org/wordprocessingml/2006/main" xmlns:w14="http://schemas.microsoft.com/office/word/2010/wordml" xmlns:w15="http://schemas.microsoft.com/office/word/2012/wordml" xmlns:w16se="http://schemas.microsoft.com/office/word/2015/wordml/symex" xmlns:wpg="http://schemas.microsoft.com/office/word/2010/wordprocessingGroup" xmlns:wpi="http://schemas.microsoft.com/office/word/2010/wordprocessingInk" xmlns:wne="http://schemas.microsoft.com/office/word/2006/wordml" xmlns:wps="http://schemas.microsoft.com/office/word/2010/wordprocessingShape" mc:Ignorable="w14 w15 w16se wp14">
   <w:footnote w:type="separator" w:id="-1">
     <w:p>
       <w:pPr>
@@ -8060,7 +8381,7 @@
 </file>
 
 <file path=word/numbering.xml><?xml version="1.0" encoding="utf-8"?>
-<w:numbering xmlns:wpc="http://schemas.microsoft.com/office/word/2010/wordprocessingCanvas" xmlns:cx="http://schemas.microsoft.com/office/drawing/2014/chartex" xmlns:cx1="http://schemas.microsoft.com/office/drawing/2015/9/8/chartex" xmlns:cx2="http://schemas.microsoft.com/office/drawing/2015/10/21/chartex" xmlns:cx3="http://schemas.microsoft.com/office/drawing/2016/5/9/chartex" xmlns:cx4="http://schemas.microsoft.com/office/drawing/2016/5/10/chartex" xmlns:cx5="http://schemas.microsoft.com/office/drawing/2016/5/11/chartex" xmlns:cx6="http://schemas.microsoft.com/office/drawing/2016/5/12/chartex" xmlns:cx7="http://schemas.microsoft.com/office/drawing/2016/5/13/chartex" xmlns:cx8="http://schemas.microsoft.com/office/drawing/2016/5/14/chartex" xmlns:mc="http://schemas.openxmlformats.org/markup-compatibility/2006" xmlns:aink="http://schemas.microsoft.com/office/drawing/2016/ink" xmlns:am3d="http://schemas.microsoft.com/office/drawing/2017/model3d" xmlns:o="urn:schemas-microsoft-com:office:office" xmlns:oel="http://schemas.microsoft.com/office/2019/extlst" xmlns:r="http://schemas.openxmlformats.org/officeDocument/2006/relationships" xmlns:m="http://schemas.openxmlformats.org/officeDocument/2006/math" xmlns:v="urn:schemas-microsoft-com:vml" xmlns:wp14="http://schemas.microsoft.com/office/word/2010/wordprocessingDrawing" xmlns:wp="http://schemas.openxmlformats.org/drawingml/2006/wordprocessingDrawing" xmlns:w10="urn:schemas-microsoft-com:office:word" xmlns:w="http://schemas.openxmlformats.org/wordprocessingml/2006/main" xmlns:w14="http://schemas.microsoft.com/office/word/2010/wordml" xmlns:w15="http://schemas.microsoft.com/office/word/2012/wordml" xmlns:w16cex="http://schemas.microsoft.com/office/word/2018/wordml/cex" xmlns:w16cid="http://schemas.microsoft.com/office/word/2016/wordml/cid" xmlns:w16="http://schemas.microsoft.com/office/word/2018/wordml" xmlns:w16du="http://schemas.microsoft.com/office/word/2023/wordml/word16du" xmlns:w16sdtdh="http://schemas.microsoft.com/office/word/2020/wordml/sdtdatahash" xmlns:w16sdtfl="http://schemas.microsoft.com/office/word/2024/wordml/sdtformatlock" xmlns:w16se="http://schemas.microsoft.com/office/word/2015/wordml/symex" xmlns:wpg="http://schemas.microsoft.com/office/word/2010/wordprocessingGroup" xmlns:wpi="http://schemas.microsoft.com/office/word/2010/wordprocessingInk" xmlns:wne="http://schemas.microsoft.com/office/word/2006/wordml" xmlns:wps="http://schemas.microsoft.com/office/word/2010/wordprocessingShape" mc:Ignorable="w14 w15 w16se w16cid w16 w16cex w16sdtdh w16sdtfl w16du wp14">
+<w:numbering xmlns:wpc="http://schemas.microsoft.com/office/word/2010/wordprocessingCanvas" xmlns:cx="http://schemas.microsoft.com/office/drawing/2014/chartex" xmlns:mc="http://schemas.openxmlformats.org/markup-compatibility/2006" xmlns:o="urn:schemas-microsoft-com:office:office" xmlns:r="http://schemas.openxmlformats.org/officeDocument/2006/relationships" xmlns:m="http://schemas.openxmlformats.org/officeDocument/2006/math" xmlns:v="urn:schemas-microsoft-com:vml" xmlns:wp14="http://schemas.microsoft.com/office/word/2010/wordprocessingDrawing" xmlns:wp="http://schemas.openxmlformats.org/drawingml/2006/wordprocessingDrawing" xmlns:w10="urn:schemas-microsoft-com:office:word" xmlns:w="http://schemas.openxmlformats.org/wordprocessingml/2006/main" xmlns:w14="http://schemas.microsoft.com/office/word/2010/wordml" xmlns:w15="http://schemas.microsoft.com/office/word/2012/wordml" xmlns:w16se="http://schemas.microsoft.com/office/word/2015/wordml/symex" xmlns:wpg="http://schemas.microsoft.com/office/word/2010/wordprocessingGroup" xmlns:wpi="http://schemas.microsoft.com/office/word/2010/wordprocessingInk" xmlns:wne="http://schemas.microsoft.com/office/word/2006/wordml" xmlns:wps="http://schemas.microsoft.com/office/word/2010/wordprocessingShape" mc:Ignorable="w14 w15 w16se wp14">
   <w:abstractNum w:abstractNumId="0" w15:restartNumberingAfterBreak="0">
     <w:nsid w:val="078D607D"/>
     <w:multiLevelType w:val="hybridMultilevel"/>
@@ -8862,38 +9183,38 @@
       </w:pPr>
     </w:lvl>
   </w:abstractNum>
-  <w:num w:numId="1" w16cid:durableId="1473672545">
+  <w:num w:numId="1">
     <w:abstractNumId w:val="8"/>
   </w:num>
-  <w:num w:numId="2" w16cid:durableId="218055588">
+  <w:num w:numId="2">
     <w:abstractNumId w:val="4"/>
   </w:num>
-  <w:num w:numId="3" w16cid:durableId="1498181574">
+  <w:num w:numId="3">
     <w:abstractNumId w:val="3"/>
   </w:num>
-  <w:num w:numId="4" w16cid:durableId="1592159067">
+  <w:num w:numId="4">
     <w:abstractNumId w:val="6"/>
   </w:num>
-  <w:num w:numId="5" w16cid:durableId="856961460">
+  <w:num w:numId="5">
     <w:abstractNumId w:val="7"/>
   </w:num>
-  <w:num w:numId="6" w16cid:durableId="1211841438">
+  <w:num w:numId="6">
     <w:abstractNumId w:val="1"/>
   </w:num>
-  <w:num w:numId="7" w16cid:durableId="1469932436">
+  <w:num w:numId="7">
     <w:abstractNumId w:val="0"/>
   </w:num>
-  <w:num w:numId="8" w16cid:durableId="484053655">
+  <w:num w:numId="8">
     <w:abstractNumId w:val="2"/>
   </w:num>
-  <w:num w:numId="9" w16cid:durableId="998970885">
+  <w:num w:numId="9">
     <w:abstractNumId w:val="5"/>
   </w:num>
 </w:numbering>
 </file>
 
 <file path=word/styles.xml><?xml version="1.0" encoding="utf-8"?>
-<w:styles xmlns:mc="http://schemas.openxmlformats.org/markup-compatibility/2006" xmlns:r="http://schemas.openxmlformats.org/officeDocument/2006/relationships" xmlns:w="http://schemas.openxmlformats.org/wordprocessingml/2006/main" xmlns:w14="http://schemas.microsoft.com/office/word/2010/wordml" xmlns:w15="http://schemas.microsoft.com/office/word/2012/wordml" xmlns:w16cex="http://schemas.microsoft.com/office/word/2018/wordml/cex" xmlns:w16cid="http://schemas.microsoft.com/office/word/2016/wordml/cid" xmlns:w16="http://schemas.microsoft.com/office/word/2018/wordml" xmlns:w16du="http://schemas.microsoft.com/office/word/2023/wordml/word16du" xmlns:w16sdtdh="http://schemas.microsoft.com/office/word/2020/wordml/sdtdatahash" xmlns:w16sdtfl="http://schemas.microsoft.com/office/word/2024/wordml/sdtformatlock" xmlns:w16se="http://schemas.microsoft.com/office/word/2015/wordml/symex" mc:Ignorable="w14 w15 w16se w16cid w16 w16cex w16sdtdh w16sdtfl w16du">
+<w:styles xmlns:mc="http://schemas.openxmlformats.org/markup-compatibility/2006" xmlns:r="http://schemas.openxmlformats.org/officeDocument/2006/relationships" xmlns:w="http://schemas.openxmlformats.org/wordprocessingml/2006/main" xmlns:w14="http://schemas.microsoft.com/office/word/2010/wordml" xmlns:w15="http://schemas.microsoft.com/office/word/2012/wordml" xmlns:w16se="http://schemas.microsoft.com/office/word/2015/wordml/symex" mc:Ignorable="w14 w15 w16se">
   <w:docDefaults>
     <w:rPrDefault>
       <w:rPr>
@@ -8911,7 +9232,7 @@
       </w:pPr>
     </w:pPrDefault>
   </w:docDefaults>
-  <w:latentStyles w:defLockedState="0" w:defUIPriority="99" w:defSemiHidden="0" w:defUnhideWhenUsed="0" w:defQFormat="0" w:count="376">
+  <w:latentStyles w:defLockedState="0" w:defUIPriority="99" w:defSemiHidden="0" w:defUnhideWhenUsed="0" w:defQFormat="0" w:count="371">
     <w:lsdException w:name="Normal" w:uiPriority="0" w:qFormat="1"/>
     <w:lsdException w:name="heading 1" w:uiPriority="9" w:qFormat="1"/>
     <w:lsdException w:name="heading 2" w:semiHidden="1" w:uiPriority="9" w:unhideWhenUsed="1" w:qFormat="1"/>
@@ -9283,11 +9604,6 @@
     <w:lsdException w:name="List Table 5 Dark Accent 6" w:uiPriority="50"/>
     <w:lsdException w:name="List Table 6 Colorful Accent 6" w:uiPriority="51"/>
     <w:lsdException w:name="List Table 7 Colorful Accent 6" w:uiPriority="52"/>
-    <w:lsdException w:name="Mention" w:semiHidden="1" w:unhideWhenUsed="1"/>
-    <w:lsdException w:name="Smart Hyperlink" w:semiHidden="1" w:unhideWhenUsed="1"/>
-    <w:lsdException w:name="Hashtag" w:semiHidden="1" w:unhideWhenUsed="1"/>
-    <w:lsdException w:name="Unresolved Mention" w:semiHidden="1" w:unhideWhenUsed="1"/>
-    <w:lsdException w:name="Smart Link" w:semiHidden="1" w:unhideWhenUsed="1"/>
   </w:latentStyles>
   <w:style w:type="paragraph" w:default="1" w:styleId="a">
     <w:name w:val="Normal"/>
@@ -10272,7 +10588,7 @@
 </file>
 
 <file path=customXml/itemProps1.xml><?xml version="1.0" encoding="utf-8"?>
-<ds:datastoreItem xmlns:ds="http://schemas.openxmlformats.org/officeDocument/2006/customXml" ds:itemID="{688E7509-C5B8-49D1-9559-E0612D99D6A0}">
+<ds:datastoreItem xmlns:ds="http://schemas.openxmlformats.org/officeDocument/2006/customXml" ds:itemID="{CD5ACB1D-D68F-4249-964D-24A969974DD6}">
   <ds:schemaRefs>
     <ds:schemaRef ds:uri="http://schemas.openxmlformats.org/officeDocument/2006/bibliography"/>
   </ds:schemaRefs>
